--- a/report.docx
+++ b/report.docx
@@ -30,7 +30,7 @@
     </w:p>
     <w:p>
       <w:r>
-        <w:t>- [ChangeDelta, position: 2, lines: [Jane,25,London] to [Jane,28,London]]</w:t>
+        <w:t>- [Line] [ChangeDelta, position: 2, lines: [Jane,25,London] to [Jane,28,London]]</w:t>
       </w:r>
     </w:p>
     <w:p>
@@ -99,7 +99,7 @@
         <w:tc>
           <w:p>
             <w:r>
-              <w:t>1</w:t>
+              <w:t>11</w:t>
             </w:r>
           </w:p>
         </w:tc>

--- a/report.docx
+++ b/report.docx
@@ -6,13 +6,14 @@
       <w:r>
         <w:rPr>
           <w:b w:val="on"/>
+          <w:sz w:val="28"/>
         </w:rPr>
         <w:t>Comparison Summary</w:t>
       </w:r>
     </w:p>
     <w:p>
       <w:r>
-        <w:t>Files have differences.</w:t>
+        <w:t>Found 1 text differences, 1 table cell differences, and 0 image differences.</w:t>
       </w:r>
     </w:p>
     <w:p>
@@ -24,31 +25,14 @@
       <w:r>
         <w:rPr>
           <w:b w:val="on"/>
+          <w:sz w:val="28"/>
         </w:rPr>
         <w:t>Text Differences</w:t>
       </w:r>
     </w:p>
-    <w:p>
-      <w:r>
-        <w:t>- [Line] [ChangeDelta, position: 2, lines: [Jane,25,London] to [Jane,28,London]]</w:t>
-      </w:r>
-    </w:p>
-    <w:p>
-      <w:r>
-        <w:br/>
-      </w:r>
-    </w:p>
-    <w:p>
-      <w:r>
-        <w:rPr>
-          <w:b w:val="on"/>
-        </w:rPr>
-        <w:t>Table Differences</w:t>
-      </w:r>
-    </w:p>
     <w:tbl>
       <w:tblPr>
-        <w:tblW w:w="0" w:type="auto"/>
+        <w:tblW w:w="5000" w:type="pct"/>
         <w:tblBorders>
           <w:top w:val="single"/>
           <w:left w:val="single"/>
@@ -62,7 +46,79 @@
         <w:tc>
           <w:p>
             <w:r>
-              <w:t>Table</w:t>
+              <w:t>Source 1</w:t>
+            </w:r>
+          </w:p>
+        </w:tc>
+        <w:tc>
+          <w:p>
+            <w:r>
+              <w:t>Source 2</w:t>
+            </w:r>
+          </w:p>
+        </w:tc>
+      </w:tr>
+      <w:tr>
+        <w:tc>
+          <w:tcPr>
+            <w:shd w:color="auto" w:val="clear" w:fill="F0F0C7"/>
+          </w:tcPr>
+          <w:p>
+            <w:r>
+              <w:t>Jane,25,London</w:t>
+            </w:r>
+          </w:p>
+        </w:tc>
+        <w:tc>
+          <w:tcPr>
+            <w:shd w:color="auto" w:val="clear" w:fill="F0F0C7"/>
+          </w:tcPr>
+          <w:p>
+            <w:r>
+              <w:t>Jane,28,London</w:t>
+            </w:r>
+          </w:p>
+        </w:tc>
+      </w:tr>
+    </w:tbl>
+    <w:p>
+      <w:r>
+        <w:br/>
+      </w:r>
+    </w:p>
+    <w:p>
+      <w:r>
+        <w:rPr>
+          <w:b w:val="on"/>
+          <w:sz w:val="28"/>
+        </w:rPr>
+        <w:t>Table Differences</w:t>
+      </w:r>
+    </w:p>
+    <w:tbl>
+      <w:tblPr>
+        <w:tblW w:w="5000" w:type="pct"/>
+        <w:tblBorders>
+          <w:top w:val="single"/>
+          <w:left w:val="single"/>
+          <w:bottom w:val="single"/>
+          <w:right w:val="single"/>
+          <w:insideH w:val="single"/>
+          <w:insideV w:val="single"/>
+        </w:tblBorders>
+      </w:tblPr>
+      <w:tr>
+        <w:tc>
+          <w:p>
+            <w:r>
+              <w:t>Table 1 Index</w:t>
+            </w:r>
+          </w:p>
+        </w:tc>
+        <w:tc>
+          <w:p>
+            <w:r>
+              <w:t>Table 2 Index</w:t>
             </w:r>
           </w:p>
         </w:tc>
@@ -83,23 +139,30 @@
         <w:tc>
           <w:p>
             <w:r>
-              <w:t>File 1 Value</w:t>
-            </w:r>
-          </w:p>
-        </w:tc>
-        <w:tc>
-          <w:p>
-            <w:r>
-              <w:t>File 2 Value</w:t>
-            </w:r>
-          </w:p>
-        </w:tc>
-      </w:tr>
-      <w:tr>
-        <w:tc>
-          <w:p>
-            <w:r>
-              <w:t>11</w:t>
+              <w:t>Source 1 Value</w:t>
+            </w:r>
+          </w:p>
+        </w:tc>
+        <w:tc>
+          <w:p>
+            <w:r>
+              <w:t>Source 2 Value</w:t>
+            </w:r>
+          </w:p>
+        </w:tc>
+      </w:tr>
+      <w:tr>
+        <w:tc>
+          <w:p>
+            <w:r>
+              <w:t>1</w:t>
+            </w:r>
+          </w:p>
+        </w:tc>
+        <w:tc>
+          <w:p>
+            <w:r>
+              <w:t>1</w:t>
             </w:r>
           </w:p>
         </w:tc>

--- a/report.docx
+++ b/report.docx
@@ -6,14 +6,24 @@
       <w:r>
         <w:rPr>
           <w:b w:val="on"/>
-          <w:sz w:val="28"/>
+          <w:sz w:val="32"/>
         </w:rPr>
         <w:t>Comparison Summary</w:t>
       </w:r>
     </w:p>
     <w:p>
       <w:r>
-        <w:t>Found 1 text differences, 1 table cell differences, and 0 image differences.</w:t>
+        <w:t>Found 1 text differences (0 additions, 0 deletions, 1 changes).</w:t>
+      </w:r>
+    </w:p>
+    <w:p>
+      <w:r>
+        <w:t>Found 1 table cell differences.</w:t>
+      </w:r>
+    </w:p>
+    <w:p>
+      <w:r>
+        <w:t>Found 0 image differences.</w:t>
       </w:r>
     </w:p>
     <w:p>
@@ -61,7 +71,7 @@
       <w:tr>
         <w:tc>
           <w:tcPr>
-            <w:shd w:color="auto" w:val="clear" w:fill="F0F0C7"/>
+            <w:shd w:color="auto" w:val="clear" w:fill="F0C7C7"/>
           </w:tcPr>
           <w:p>
             <w:r>
@@ -71,7 +81,7 @@
         </w:tc>
         <w:tc>
           <w:tcPr>
-            <w:shd w:color="auto" w:val="clear" w:fill="F0F0C7"/>
+            <w:shd w:color="auto" w:val="clear" w:fill="C7F0C7"/>
           </w:tcPr>
           <w:p>
             <w:r>

--- a/report.docx
+++ b/report.docx
@@ -18,7 +18,7 @@
     </w:p>
     <w:p>
       <w:r>
-        <w:t>Found 1 table cell differences.</w:t>
+        <w:t>Found 2 table cell differences.</w:t>
       </w:r>
     </w:p>
     <w:p>
@@ -163,6 +163,46 @@
       </w:tr>
       <w:tr>
         <w:tc>
+          <w:p/>
+        </w:tc>
+        <w:tc>
+          <w:p/>
+        </w:tc>
+        <w:tc>
+          <w:p/>
+        </w:tc>
+        <w:tc>
+          <w:p/>
+        </w:tc>
+        <w:tc>
+          <w:p/>
+        </w:tc>
+        <w:tc>
+          <w:p/>
+        </w:tc>
+      </w:tr>
+      <w:tr>
+        <w:tc>
+          <w:p/>
+        </w:tc>
+        <w:tc>
+          <w:p/>
+        </w:tc>
+        <w:tc>
+          <w:p/>
+        </w:tc>
+        <w:tc>
+          <w:p/>
+        </w:tc>
+        <w:tc>
+          <w:p/>
+        </w:tc>
+        <w:tc>
+          <w:p/>
+        </w:tc>
+      </w:tr>
+      <w:tr>
+        <w:tc>
           <w:p>
             <w:r>
               <w:t>1</w:t>
@@ -206,6 +246,17 @@
         </w:tc>
       </w:tr>
     </w:tbl>
+    <w:p>
+      <w:pPr>
+        <w:spacing w:before="200"/>
+      </w:pPr>
+      <w:r>
+        <w:rPr>
+          <w:b w:val="on"/>
+        </w:rPr>
+        <w:t>Summary for Matched Tables (1 vs 1): (3 rows, 3 cols) vs (3 rows, 3 cols)</w:t>
+      </w:r>
+    </w:p>
   </w:body>
 </w:document>
 </file>